--- a/static/downloads/fr/docx/layer-0/identity-constraints-register.docx
+++ b/static/downloads/fr/docx/layer-0/identity-constraints-register.docx
@@ -87,7 +87,7 @@
         <w:t xml:space="preserve"> </w:t>
       </w:r>
       <w:r>
-        <w:t xml:space="preserve">2026-06-26</w:t>
+        <w:t xml:space="preserve">2026-07-07</w:t>
       </w:r>
     </w:p>
     <w:p>
@@ -238,10 +238,10 @@
     </w:p>
     <w:p>
       <w:pPr>
-        <w:pStyle w:val="BlockText"/>
-      </w:pPr>
-      <w:r>
-        <w:t xml:space="preserve">Les contraintes d’identité sont les limites comportementales, éthiques et structurelles non négociables qui définissent ce qu’est la communauté. Contrairement aux invariants (qui protègent le système lui-même), les contraintes d’identité définissent la manière dont les membres et la communauté se rapportent aux personnes, aux écosystèmes et aux idéologies.</w:t>
+        <w:pStyle w:val="FirstParagraph"/>
+      </w:pPr>
+      <w:r>
+        <w:t xml:space="preserve">&gt; Les contraintes d’identité sont les limites comportementales, éthiques et structurelles non négociables qui définissent ce qu’est la communauté. Contrairement aux invariants (qui protègent le système lui-même), les contraintes d’identité définissent la manière dont les membres et la communauté se rapportent aux personnes, aux écosystèmes et aux idéologies.</w:t>
       </w:r>
     </w:p>
     <w:p>
@@ -339,24 +339,34 @@
     </w:p>
     <w:p>
       <w:pPr>
-        <w:pStyle w:val="BlockText"/>
-      </w:pPr>
-      <w:r>
-        <w:t xml:space="preserve">**Justification — Pourquoi déclarer explicitement les contraintes d’identité **</w:t>
-      </w:r>
-    </w:p>
-    <w:p>
-      <w:pPr>
-        <w:pStyle w:val="BlockText"/>
-      </w:pPr>
-      <w:r>
-        <w:t xml:space="preserve">Toute communauté a des règles implicites — « on ne fait pas ça ici ». Les règles implicites deviennent des outils d’application arbitraire : c’est la personne qui détient le pouvoir social qui décide de leur signification. Mettre les contraintes d’identité par écrit, et exiger qu’elles soient vérifiables à travers des processus définis, c’est ce qui transforme une norme informelle en quelque chose sur lequel un membre peut réellement s’appuyer ou qu’il peut contester.</w:t>
-      </w:r>
-    </w:p>
-    <w:p>
-      <w:pPr>
-        <w:pStyle w:val="BlockText"/>
-      </w:pPr>
+        <w:pStyle w:val="BodyText"/>
+      </w:pPr>
+      <w:r>
+        <w:t xml:space="preserve">&gt; **Justification — Pourquoi déclarer explicitement les contraintes d’identité **</w:t>
+      </w:r>
+      <w:r>
+        <w:t xml:space="preserve"> </w:t>
+      </w:r>
+      <w:r>
+        <w:t xml:space="preserve">&gt;</w:t>
+      </w:r>
+      <w:r>
+        <w:t xml:space="preserve"> </w:t>
+      </w:r>
+      <w:r>
+        <w:t xml:space="preserve">&gt; Toute communauté a des règles implicites — « on ne fait pas ça ici ». Les règles implicites deviennent des outils d’application arbitraire : c’est la personne qui détient le pouvoir social qui décide de leur signification. Mettre les contraintes d’identité par écrit, et exiger qu’elles soient vérifiables à travers des processus définis, c’est ce qui transforme une norme informelle en quelque chose sur lequel un membre peut réellement s’appuyer ou qu’il peut contester.</w:t>
+      </w:r>
+    </w:p>
+    <w:p>
+      <w:pPr>
+        <w:pStyle w:val="BodyText"/>
+      </w:pPr>
+      <w:r>
+        <w:t xml:space="preserve">&gt;</w:t>
+      </w:r>
+      <w:r>
+        <w:t xml:space="preserve"> </w:t>
+      </w:r>
       <w:r>
         <w:rPr>
           <w:b/>
@@ -364,13 +374,17 @@
         </w:rPr>
         <w:t xml:space="preserve">Instructions — Comment remplir cette section</w:t>
       </w:r>
-    </w:p>
-    <w:p>
-      <w:pPr>
-        <w:pStyle w:val="BlockText"/>
-      </w:pPr>
-      <w:r>
-        <w:t xml:space="preserve">Chaque contrainte doit être vérifiable et applicable à travers un processus défini — pas de vagues aspirations. Catégories courantes issues de RCOS §2.4.2 : limites éthiques/comportementales, prérequis de participation, contraintes culturelles ou écologiques non négociables. Référence à la Couche 4 pour l’application, à la Couche 1 pour les conséquences sur la participation.</w:t>
+      <w:r>
+        <w:t xml:space="preserve"> </w:t>
+      </w:r>
+      <w:r>
+        <w:t xml:space="preserve">&gt;</w:t>
+      </w:r>
+      <w:r>
+        <w:t xml:space="preserve"> </w:t>
+      </w:r>
+      <w:r>
+        <w:t xml:space="preserve">&gt; Chaque contrainte doit être vérifiable et applicable à travers un processus défini — pas de vagues aspirations. Catégories courantes issues de RCOS §2.4.2 : limites éthiques/comportementales, prérequis de participation, contraintes culturelles ou écologiques non négociables. Référence à la Couche 4 pour l’application, à la Couche 1 pour les conséquences sur la participation.</w:t>
       </w:r>
     </w:p>
     <w:p>
@@ -566,24 +580,34 @@
     </w:p>
     <w:p>
       <w:pPr>
-        <w:pStyle w:val="BlockText"/>
-      </w:pPr>
-      <w:r>
-        <w:t xml:space="preserve">**Justification — Pourquoi les contraintes doivent-elles être vérifiables et non informelles **</w:t>
-      </w:r>
-    </w:p>
-    <w:p>
-      <w:pPr>
-        <w:pStyle w:val="BlockText"/>
-      </w:pPr>
-      <w:r>
-        <w:t xml:space="preserve">Une contrainte qui ne peut pas être vérifiée est une contrainte appliquée par la personne disposant du plus grand capital social dans la pièce. Définir comment chaque contrainte est détectée, qui la signale et par quel processus elle est résolue, c’est ce qui empêche les règles d’identité de devenir des outils d’exclusion arbitraire.</w:t>
-      </w:r>
-    </w:p>
-    <w:p>
-      <w:pPr>
-        <w:pStyle w:val="BlockText"/>
-      </w:pPr>
+        <w:pStyle w:val="BodyText"/>
+      </w:pPr>
+      <w:r>
+        <w:t xml:space="preserve">&gt; **Justification — Pourquoi les contraintes doivent-elles être vérifiables et non informelles **</w:t>
+      </w:r>
+      <w:r>
+        <w:t xml:space="preserve"> </w:t>
+      </w:r>
+      <w:r>
+        <w:t xml:space="preserve">&gt;</w:t>
+      </w:r>
+      <w:r>
+        <w:t xml:space="preserve"> </w:t>
+      </w:r>
+      <w:r>
+        <w:t xml:space="preserve">&gt; Une contrainte qui ne peut pas être vérifiée est une contrainte appliquée par la personne disposant du plus grand capital social dans la pièce. Définir comment chaque contrainte est détectée, qui la signale et par quel processus elle est résolue, c’est ce qui empêche les règles d’identité de devenir des outils d’exclusion arbitraire.</w:t>
+      </w:r>
+    </w:p>
+    <w:p>
+      <w:pPr>
+        <w:pStyle w:val="BodyText"/>
+      </w:pPr>
+      <w:r>
+        <w:t xml:space="preserve">&gt;</w:t>
+      </w:r>
+      <w:r>
+        <w:t xml:space="preserve"> </w:t>
+      </w:r>
       <w:r>
         <w:rPr>
           <w:b/>
@@ -591,13 +615,17 @@
         </w:rPr>
         <w:t xml:space="preserve">Instructions — Comment remplir cette section</w:t>
       </w:r>
-    </w:p>
-    <w:p>
-      <w:pPr>
-        <w:pStyle w:val="BlockText"/>
-      </w:pPr>
-      <w:r>
-        <w:t xml:space="preserve">Pour chaque contrainte ci-dessus (ou en tant que politique générale), décris comment une violation est identifiée et traitée. Réfère-toi à l’Échelle de résolution des conflits (Couche 4) et à tout rôle responsable du suivi (Couche 5).</w:t>
+      <w:r>
+        <w:t xml:space="preserve"> </w:t>
+      </w:r>
+      <w:r>
+        <w:t xml:space="preserve">&gt;</w:t>
+      </w:r>
+      <w:r>
+        <w:t xml:space="preserve"> </w:t>
+      </w:r>
+      <w:r>
+        <w:t xml:space="preserve">&gt; Pour chaque contrainte ci-dessus (ou en tant que politique générale), décris comment une violation est identifiée et traitée. Réfère-toi à l’Échelle de résolution des conflits (Couche 4) et à tout rôle responsable du suivi (Couche 5).</w:t>
       </w:r>
     </w:p>
     <w:p>
@@ -713,8 +741,14 @@
     </w:p>
     <w:p>
       <w:pPr>
-        <w:pStyle w:val="BlockText"/>
-      </w:pPr>
+        <w:pStyle w:val="BodyText"/>
+      </w:pPr>
+      <w:r>
+        <w:t xml:space="preserve">&gt;</w:t>
+      </w:r>
+      <w:r>
+        <w:t xml:space="preserve"> </w:t>
+      </w:r>
       <w:r>
         <w:rPr>
           <w:b/>
@@ -722,24 +756,35 @@
         </w:rPr>
         <w:t xml:space="preserve">Instructions — Comment remplir cette section</w:t>
       </w:r>
-    </w:p>
-    <w:p>
-      <w:pPr>
-        <w:pStyle w:val="BlockText"/>
-      </w:pPr>
-      <w:r>
-        <w:t xml:space="preserve">Les contraintes d’identité sont de nature constitutionnelle — décris le type de décision, le seuil et le processus de ratification requis pour ajouter, supprimer ou modifier une contrainte.</w:t>
-      </w:r>
-    </w:p>
-    <w:p>
-      <w:pPr>
-        <w:pStyle w:val="FirstParagraph"/>
+      <w:r>
+        <w:t xml:space="preserve"> </w:t>
+      </w:r>
+      <w:r>
+        <w:t xml:space="preserve">&gt;</w:t>
+      </w:r>
+      <w:r>
+        <w:t xml:space="preserve"> </w:t>
+      </w:r>
+      <w:r>
+        <w:t xml:space="preserve">&gt; Les contraintes d’identité sont de nature constitutionnelle — décris le type de décision, le seuil et le processus de ratification requis pour ajouter, supprimer ou modifier une contrainte.</w:t>
+      </w:r>
+    </w:p>
+    <w:p>
+      <w:pPr>
+        <w:pStyle w:val="BodyText"/>
       </w:pPr>
       <w:r>
         <w:t xml:space="preserve">Les contraintes d’identité ne PEUVENT être ajoutées, supprimées ou modifiées que par une décision constitutionnelle telle que définie dans la Matrice de décision (Couche 2), nécessitant</w:t>
       </w:r>
       <w:r>
         <w:t xml:space="preserve"> </w:t>
+      </w:r>
+      <w:r>
+        <w:rPr>
+          <w:i/>
+          <w:iCs/>
+        </w:rPr>
+        <w:t xml:space="preserve">&lt;seuil&gt;</w:t>
       </w:r>
       <w:r>
         <w:t xml:space="preserve"> </w:t>
@@ -796,6 +841,9 @@
       <w:r>
         <w:t xml:space="preserve"> </w:t>
       </w:r>
+      <w:r>
+        <w:t xml:space="preserve">&lt;AAAA-MM-JJ&gt;</w:t>
+      </w:r>
     </w:p>
     <w:p>
       <w:pPr>
@@ -836,6 +884,9 @@
       </w:r>
       <w:r>
         <w:t xml:space="preserve"> </w:t>
+      </w:r>
+      <w:r>
+        <w:t xml:space="preserve">&lt;version&gt;</w:t>
       </w:r>
     </w:p>
     <w:p>

--- a/static/downloads/fr/docx/layer-0/identity-constraints-register.docx
+++ b/static/downloads/fr/docx/layer-0/identity-constraints-register.docx
@@ -87,7 +87,7 @@
         <w:t xml:space="preserve"> </w:t>
       </w:r>
       <w:r>
-        <w:t xml:space="preserve">2026-07-07</w:t>
+        <w:t xml:space="preserve">2026-08-31</w:t>
       </w:r>
     </w:p>
     <w:p>
@@ -286,6 +286,30 @@
             <w:iCs/>
           </w:rPr>
           <w:t xml:space="preserve">2.4.1</w:t>
+        </w:r>
+      </w:hyperlink>
+      <w:r>
+        <w:rPr>
+          <w:i/>
+          <w:iCs/>
+        </w:rPr>
+        <w:t xml:space="preserve">,</w:t>
+      </w:r>
+      <w:r>
+        <w:rPr>
+          <w:i/>
+          <w:iCs/>
+        </w:rPr>
+        <w:t xml:space="preserve"> </w:t>
+      </w:r>
+      <w:hyperlink r:id="rId14">
+        <w:r>
+          <w:rPr>
+            <w:rStyle w:val="Hyperlink"/>
+            <w:i/>
+            <w:iCs/>
+          </w:rPr>
+          <w:t xml:space="preserve">2.4.2</w:t>
         </w:r>
       </w:hyperlink>
       <w:r>
